--- a/irb/consent/pt_nj_consent_eng_trans_for_irb_draft.docx
+++ b/irb/consent/pt_nj_consent_eng_trans_for_irb_draft.docx
@@ -101,16 +101,10 @@
         <w:t xml:space="preserve">Your participation will take approximately </w:t>
       </w:r>
       <w:r>
-        <w:rPr>
-          <w:highlight w:val="yellow"/>
-        </w:rPr>
-        <w:t>XX</w:t>
-      </w:r>
-      <w:r>
-        <w:t xml:space="preserve"> </w:t>
-      </w:r>
-      <w:r>
-        <w:t>minutes. The study includes several sections, which you will complete with the guidance of the researcher. You will be asked to read a series of sentences aloud, retell a short story in your own words, and answer questions about how you use the language. You will also answer some general demographic questions about yourself, such as your age, your place of birth, and other similar information.</w:t>
+        <w:t>45-60</w:t>
+      </w:r>
+      <w:r>
+        <w:t xml:space="preserve"> minutes. The study includes several sections, which you will complete with the guidance of the researcher. You will be asked to read a series of sentences aloud, retell a short story in your own words, and answer questions about how you use the language. You will also answer some general demographic questions about yourself, such as your age, your place of birth, and other similar information.</w:t>
       </w:r>
     </w:p>
     <w:p>
@@ -149,6 +143,13 @@
         <w:spacing w:before="0" w:beforeAutospacing="0" w:after="0" w:afterAutospacing="0"/>
         <w:jc w:val="both"/>
       </w:pPr>
+    </w:p>
+    <w:p>
+      <w:pPr>
+        <w:pStyle w:val="NormalWeb"/>
+        <w:spacing w:before="0" w:beforeAutospacing="0" w:after="0" w:afterAutospacing="0"/>
+        <w:jc w:val="both"/>
+      </w:pPr>
       <w:r>
         <w:rPr>
           <w:rStyle w:val="Strong"/>
@@ -193,24 +194,25 @@
         <w:jc w:val="both"/>
       </w:pPr>
       <w:r>
-        <w:t xml:space="preserve">You will receive an Amazon gift card in the </w:t>
-      </w:r>
-      <w:proofErr w:type="gramStart"/>
-      <w:r>
-        <w:t>amount</w:t>
-      </w:r>
-      <w:proofErr w:type="gramEnd"/>
-      <w:r>
-        <w:t xml:space="preserve"> of </w:t>
-      </w:r>
-      <w:r>
-        <w:rPr>
-          <w:highlight w:val="yellow"/>
-        </w:rPr>
-        <w:t>US$XX</w:t>
-      </w:r>
-      <w:r>
-        <w:t xml:space="preserve"> for completing the study.</w:t>
+        <w:t>You will receive a</w:t>
+      </w:r>
+      <w:r>
+        <w:t xml:space="preserve"> </w:t>
+      </w:r>
+      <w:r>
+        <w:t xml:space="preserve">gift card in the amount </w:t>
+      </w:r>
+      <w:r>
+        <w:t>of US$</w:t>
+      </w:r>
+      <w:r>
+        <w:t>20</w:t>
+      </w:r>
+      <w:r>
+        <w:t xml:space="preserve"> for completing</w:t>
+      </w:r>
+      <w:r>
+        <w:t xml:space="preserve"> the study.</w:t>
       </w:r>
     </w:p>
     <w:p>
@@ -239,11 +241,8 @@
         <w:jc w:val="both"/>
       </w:pPr>
       <w:r>
-        <w:t xml:space="preserve">Every effort will be made to keep your responses confidential, but complete confidentiality cannot be guaranteed. All information you share today will be stored together with an anonymous </w:t>
-      </w:r>
-      <w:r>
         <w:lastRenderedPageBreak/>
-        <w:t>participant code, and not with your name. In addition, no information that could identify you will be included in any professional presentation or publication.</w:t>
+        <w:t>Every effort will be made to keep your responses confidential, but complete confidentiality cannot be guaranteed. All information you share today will be stored together with an anonymous participant code, and not with your name. In addition, no information that could identify you will be included in any professional presentation or publication.</w:t>
       </w:r>
     </w:p>
     <w:p>
